--- a/submission_nursing_inquiry_obstetric_violence/Supplementary_File_S2_COREQ_Checklist.docx
+++ b/submission_nursing_inquiry_obstetric_violence/Supplementary_File_S2_COREQ_Checklist.docx
@@ -67,7 +67,7 @@
           <w:sz w:val="20"/>
           <w:szCs w:val="20"/>
         </w:rPr>
-        <w:t xml:space="preserve">Caught between conscience and culture: Moral negotiation, collective defences and obstetric violence in Saudi maternity care</w:t>
+        <w:t xml:space="preserve">Beyond moral distress: Collective defences and the moral negotiation of obstetric violence by nurses and midwives in Saudi Arabia</w:t>
       </w:r>
     </w:p>
     <w:p>
